--- a/docs/user-guide/Operant-Event-User-Guide.docx
+++ b/docs/user-guide/Operant-Event-User-Guide.docx
@@ -620,7 +620,7 @@
         <w:pStyle w:val="OEH3"/>
       </w:pPr>
       <w:r>
-        <w:t>Your Organizing Team</w:t>
+        <w:t>Platform Super Admin</w:t>
       </w:r>
     </w:p>
     <w:p>
@@ -628,7 +628,7 @@
         <w:pStyle w:val="OEBody"/>
       </w:pPr>
       <w:r>
-        <w:t>These are the people inside your organization (your society, university, or event company) who plan and run the show. They log in to a shared organizer back-office.</w:t>
+        <w:t>Before any organizing team can exist, the platform itself needs to be set up by a Platform Super Admin. This is a special account held by whoever operates the Operant Event platform for your organization (typically your IT team or service provider). The Super Admin sits above all organizations and has one exclusive job: creating new organizations on the platform and designating each one's first owner.</w:t>
       </w:r>
     </w:p>
     <w:tbl>
@@ -680,6 +680,119 @@
           </w:tcPr>
           <w:p>
             <w:r>
+              <w:t>Platform Super Admin</w:t>
+            </w:r>
+          </w:p>
+        </w:tc>
+        <w:tc>
+          <w:tcPr>
+            <w:tcW w:type="dxa" w:w="4536"/>
+          </w:tcPr>
+          <w:p>
+            <w:r>
+              <w:t>The platform operator. Creates new organizations and provisions their first Organization Owner. Does not participate in the day-to-day running of any individual conference. There is only one Super Admin account per platform deployment.</w:t>
+            </w:r>
+          </w:p>
+        </w:tc>
+      </w:tr>
+    </w:tbl>
+    <w:p/>
+    <w:tbl>
+      <w:tblPr>
+        <w:tblStyle w:val="TableGrid"/>
+        <w:tblW w:type="auto" w:w="0"/>
+        <w:tblLook w:firstColumn="1" w:firstRow="1" w:lastColumn="0" w:lastRow="0" w:noHBand="0" w:noVBand="1" w:val="04A0"/>
+      </w:tblPr>
+      <w:tblGrid>
+        <w:gridCol w:w="9072"/>
+      </w:tblGrid>
+      <w:tr>
+        <w:tc>
+          <w:tcPr>
+            <w:tcW w:type="dxa" w:w="9072"/>
+            <w:shd w:val="clear" w:color="auto" w:fill="FFFBEB"/>
+          </w:tcPr>
+          <w:p>
+            <w:pPr>
+              <w:spacing w:before="80" w:after="80"/>
+            </w:pPr>
+            <w:r>
+              <w:rPr>
+                <w:color w:val="924000"/>
+                <w:sz w:val="19"/>
+              </w:rPr>
+              <w:t>💡  If you're setting up a new organization: ask the person who runs the Operant Event platform for your institution to provision a new organization for you. They will create it and send you an invitation email to set your password and take ownership of your new workspace.</w:t>
+            </w:r>
+          </w:p>
+        </w:tc>
+      </w:tr>
+    </w:tbl>
+    <w:p/>
+    <w:p>
+      <w:pPr>
+        <w:pStyle w:val="OEH3"/>
+      </w:pPr>
+      <w:r>
+        <w:t>Your Organizing Team</w:t>
+      </w:r>
+    </w:p>
+    <w:p>
+      <w:pPr>
+        <w:pStyle w:val="OEBody"/>
+      </w:pPr>
+      <w:r>
+        <w:t>Once an organization has been created, these are the people inside your organization (your society, university, or event company) who plan and run the show. They log in to a shared organizer back-office.</w:t>
+      </w:r>
+    </w:p>
+    <w:tbl>
+      <w:tblPr>
+        <w:tblStyle w:val="TableGrid"/>
+        <w:tblW w:type="auto" w:w="0"/>
+        <w:tblLook w:firstColumn="1" w:firstRow="1" w:lastColumn="0" w:lastRow="0" w:noHBand="0" w:noVBand="1" w:val="04A0"/>
+      </w:tblPr>
+      <w:tblGrid>
+        <w:gridCol w:w="4536"/>
+        <w:gridCol w:w="4536"/>
+      </w:tblGrid>
+      <w:tr>
+        <w:tc>
+          <w:tcPr>
+            <w:tcW w:type="dxa" w:w="4536"/>
+            <w:shd w:val="clear" w:color="auto" w:fill="2563EB"/>
+          </w:tcPr>
+          <w:p>
+            <w:r>
+              <w:rPr>
+                <w:b/>
+                <w:color w:val="FFFFFF"/>
+              </w:rPr>
+              <w:t>Role</w:t>
+            </w:r>
+          </w:p>
+        </w:tc>
+        <w:tc>
+          <w:tcPr>
+            <w:tcW w:type="dxa" w:w="4536"/>
+            <w:shd w:val="clear" w:color="auto" w:fill="2563EB"/>
+          </w:tcPr>
+          <w:p>
+            <w:r>
+              <w:rPr>
+                <w:b/>
+                <w:color w:val="FFFFFF"/>
+              </w:rPr>
+              <w:t>In plain terms</w:t>
+            </w:r>
+          </w:p>
+        </w:tc>
+      </w:tr>
+      <w:tr>
+        <w:tc>
+          <w:tcPr>
+            <w:tcW w:type="dxa" w:w="4536"/>
+          </w:tcPr>
+          <w:p>
+            <w:r>
               <w:t>Organization Owner</w:t>
             </w:r>
           </w:p>
@@ -690,7 +803,7 @@
           </w:tcPr>
           <w:p>
             <w:r>
-              <w:t>The person who created the workspace, or someone promoted to full control. Can do absolutely everything, including deciding who else gets which powers.</w:t>
+              <w:t>The person designated as the first owner when the workspace was created, or someone later promoted to full control. Can do absolutely everything, including deciding who else gets which powers.</w:t>
             </w:r>
           </w:p>
         </w:tc>
@@ -1322,7 +1435,15 @@
         <w:pStyle w:val="OEBody"/>
       </w:pPr>
       <w:r>
-        <w:t>Everyone starts the same way — with a free personal account.</w:t>
+        <w:t>Most people — authors, reviewers, attendees, and organizing team members — create a personal account through the public sign-up page. Organization workspaces are set up separately by the Platform Super Admin (see Section 2).</w:t>
+      </w:r>
+    </w:p>
+    <w:p>
+      <w:pPr>
+        <w:pStyle w:val="OEH3"/>
+      </w:pPr>
+      <w:r>
+        <w:t>Creating a personal account</w:t>
       </w:r>
     </w:p>
     <w:p>
@@ -1386,7 +1507,15 @@
         <w:pStyle w:val="OEBody"/>
       </w:pPr>
       <w:r>
-        <w:t>If you were invited by an organizer: you'll receive an invitation email with a special link. Clicking it lets you set your password and immediately access the organizer back-office with the role you were invited to hold.</w:t>
+        <w:t>If you are the designated owner of a new organization: you will receive a special invitation email from the Platform Super Admin when they create your organization. Clicking the link lets you set your password and immediately gives you full Organization Owner access — no separate sign-up step needed.</w:t>
+      </w:r>
+    </w:p>
+    <w:p>
+      <w:pPr>
+        <w:pStyle w:val="OEBody"/>
+      </w:pPr>
+      <w:r>
+        <w:t>If you were invited to join an existing organization's team: you'll receive an invitation email with a special link. Clicking it lets you set your password and immediately drops you into the organizer back-office with whatever role you were invited to hold.</w:t>
       </w:r>
     </w:p>
     <w:p>
@@ -1420,6 +1549,53 @@
         <w:t>An Organization is the umbrella workspace for everything your society, university department, or event company does in Operant Event. Every conference belongs to exactly one organization.</w:t>
       </w:r>
     </w:p>
+    <w:p>
+      <w:pPr>
+        <w:pStyle w:val="OEH3"/>
+      </w:pPr>
+      <w:r>
+        <w:t>Creating an Organization</w:t>
+      </w:r>
+    </w:p>
+    <w:p>
+      <w:pPr>
+        <w:pStyle w:val="OEBody"/>
+      </w:pPr>
+      <w:r>
+        <w:t>Organizations are created by the Platform Super Admin — the person or team responsible for operating the Operant Event platform. The Super Admin fills in the organization's basic details and specifies who the first Organization Owner should be. If that person does not yet have an account, the system creates one automatically and sends them a set-password email.</w:t>
+      </w:r>
+    </w:p>
+    <w:tbl>
+      <w:tblPr>
+        <w:tblStyle w:val="TableGrid"/>
+        <w:tblW w:type="auto" w:w="0"/>
+        <w:tblLook w:firstColumn="1" w:firstRow="1" w:lastColumn="0" w:lastRow="0" w:noHBand="0" w:noVBand="1" w:val="04A0"/>
+      </w:tblPr>
+      <w:tblGrid>
+        <w:gridCol w:w="9072"/>
+      </w:tblGrid>
+      <w:tr>
+        <w:tc>
+          <w:tcPr>
+            <w:tcW w:type="dxa" w:w="9072"/>
+            <w:shd w:val="clear" w:color="auto" w:fill="FFFBEB"/>
+          </w:tcPr>
+          <w:p>
+            <w:pPr>
+              <w:spacing w:before="80" w:after="80"/>
+            </w:pPr>
+            <w:r>
+              <w:rPr>
+                <w:color w:val="924000"/>
+                <w:sz w:val="19"/>
+              </w:rPr>
+              <w:t>💡  You cannot self-create an organization. If you need a new workspace provisioned, contact your platform administrator.</w:t>
+            </w:r>
+          </w:p>
+        </w:tc>
+      </w:tr>
+    </w:tbl>
+    <w:p/>
     <w:p>
       <w:pPr>
         <w:pStyle w:val="OEH3"/>
@@ -4521,6 +4697,37 @@
         <w:tblLook w:firstColumn="1" w:firstRow="1" w:lastColumn="0" w:lastRow="0" w:noHBand="0" w:noVBand="1" w:val="04A0"/>
       </w:tblPr>
       <w:tblGrid>
+        <w:gridCol w:w="9072"/>
+      </w:tblGrid>
+      <w:tr>
+        <w:tc>
+          <w:tcPr>
+            <w:tcW w:type="dxa" w:w="9072"/>
+            <w:shd w:val="clear" w:color="auto" w:fill="FFFBEB"/>
+          </w:tcPr>
+          <w:p>
+            <w:pPr>
+              <w:spacing w:before="80" w:after="80"/>
+            </w:pPr>
+            <w:r>
+              <w:rPr>
+                <w:color w:val="924000"/>
+                <w:sz w:val="19"/>
+              </w:rPr>
+              <w:t>💡  Creating a new organization is an exclusive capability of the Platform Super Admin — a platform-level account that sits above all organizations. It is not part of the organization role system and cannot be delegated or granted to an Organization Owner. The table below covers only organization-level roles.</w:t>
+            </w:r>
+          </w:p>
+        </w:tc>
+      </w:tr>
+    </w:tbl>
+    <w:p/>
+    <w:tbl>
+      <w:tblPr>
+        <w:tblStyle w:val="TableGrid"/>
+        <w:tblW w:type="auto" w:w="0"/>
+        <w:tblLook w:firstColumn="1" w:firstRow="1" w:lastColumn="0" w:lastRow="0" w:noHBand="0" w:noVBand="1" w:val="04A0"/>
+      </w:tblPr>
+      <w:tblGrid>
         <w:gridCol w:w="1814"/>
         <w:gridCol w:w="1814"/>
         <w:gridCol w:w="1814"/>
@@ -4621,7 +4828,7 @@
           </w:tcPr>
           <w:p>
             <w:r>
-              <w:t>✅</w:t>
+              <w:t>Super Admin only</w:t>
             </w:r>
           </w:p>
         </w:tc>
@@ -6335,7 +6542,7 @@
           </w:tcPr>
           <w:p>
             <w:r>
-              <w:t>Waitlisted registrants must be manually moved to registered.</w:t>
+              <w:t>Waitlisted registrants must be manually moved to registered if a spot opens.</w:t>
             </w:r>
           </w:p>
         </w:tc>
@@ -6423,6 +6630,50 @@
       </w:pPr>
       <w:r>
         <w:t>Pricing for organizations is set by your platform administrator. For delegates, authors, and reviewers, creating a personal account is free. Whether you pay to attend depends on the organizer's fees.</w:t>
+      </w:r>
+    </w:p>
+    <w:p>
+      <w:pPr>
+        <w:spacing w:before="160" w:after="20"/>
+      </w:pPr>
+      <w:r>
+        <w:rPr>
+          <w:b/>
+          <w:color w:val="1D4ED8"/>
+        </w:rPr>
+        <w:t>Q: How do I get a new organization set up on the platform?</w:t>
+      </w:r>
+    </w:p>
+    <w:p>
+      <w:pPr>
+        <w:pStyle w:val="OEBody"/>
+        <w:spacing w:before="0"/>
+        <w:ind w:left="432"/>
+      </w:pPr>
+      <w:r>
+        <w:t>You cannot create an organization yourself — this is intentional. Only the Platform Super Admin can provision new organizations. Contact your IT department or platform administrator and ask them to create one for you. They will enter the details and designate you as the first owner; you'll then receive an invitation email.</w:t>
+      </w:r>
+    </w:p>
+    <w:p>
+      <w:pPr>
+        <w:spacing w:before="160" w:after="20"/>
+      </w:pPr>
+      <w:r>
+        <w:rPr>
+          <w:b/>
+          <w:color w:val="1D4ED8"/>
+        </w:rPr>
+        <w:t>Q: I received an 'invitation to set your password' email — what is that?</w:t>
+      </w:r>
+    </w:p>
+    <w:p>
+      <w:pPr>
+        <w:pStyle w:val="OEBody"/>
+        <w:spacing w:before="0"/>
+        <w:ind w:left="432"/>
+      </w:pPr>
+      <w:r>
+        <w:t>It means the Platform Super Admin has created a new organization and designated you as its first owner, or an existing Organization Owner has invited you to join their team. Click the link (valid for 7 days), set your password, and you'll be taken directly into the back-office. If the link has expired, ask the person who invited you to send a new one.</w:t>
       </w:r>
     </w:p>
     <w:p>
@@ -7797,7 +8048,7 @@
           </w:tcPr>
           <w:p>
             <w:r>
-              <w:t>Conference organizer (new)</w:t>
+              <w:t>Platform Super Admin</w:t>
             </w:r>
           </w:p>
         </w:tc>
@@ -7807,7 +8058,7 @@
           </w:tcPr>
           <w:p>
             <w:r>
-              <w:t>Create an organization, then create your first conference</w:t>
+              <w:t>Log in with your Super Admin account; create a new organization</w:t>
             </w:r>
           </w:p>
         </w:tc>
@@ -7817,7 +8068,7 @@
           </w:tcPr>
           <w:p>
             <w:r>
-              <w:t>Sections 5, 8</w:t>
+              <w:t>Sections 2, 5</w:t>
             </w:r>
           </w:p>
         </w:tc>
@@ -7830,7 +8081,7 @@
           </w:tcPr>
           <w:p>
             <w:r>
-              <w:t>Track Chair</w:t>
+              <w:t>Conference organizer (new Organization Owner)</w:t>
             </w:r>
           </w:p>
         </w:tc>
@@ -7841,7 +8092,7 @@
           </w:tcPr>
           <w:p>
             <w:r>
-              <w:t>Open your conference track, add reviewers</w:t>
+              <w:t>Accept your invitation email, set your password, then create your first conference</w:t>
             </w:r>
           </w:p>
         </w:tc>
@@ -7852,7 +8103,7 @@
           </w:tcPr>
           <w:p>
             <w:r>
-              <w:t>Sections 9, 11</w:t>
+              <w:t>Sections 4, 5, 8</w:t>
             </w:r>
           </w:p>
         </w:tc>
@@ -7864,7 +8115,7 @@
           </w:tcPr>
           <w:p>
             <w:r>
-              <w:t>Author submitting a paper</w:t>
+              <w:t>Track Chair</w:t>
             </w:r>
           </w:p>
         </w:tc>
@@ -7874,7 +8125,7 @@
           </w:tcPr>
           <w:p>
             <w:r>
-              <w:t>Sign in (or create account), click the submission link</w:t>
+              <w:t>Open your conference track, add reviewers</w:t>
             </w:r>
           </w:p>
         </w:tc>
@@ -7884,7 +8135,7 @@
           </w:tcPr>
           <w:p>
             <w:r>
-              <w:t>Section 10</w:t>
+              <w:t>Sections 9, 11</w:t>
             </w:r>
           </w:p>
         </w:tc>
@@ -7897,7 +8148,7 @@
           </w:tcPr>
           <w:p>
             <w:r>
-              <w:t>Reviewer</w:t>
+              <w:t>Author submitting a paper</w:t>
             </w:r>
           </w:p>
         </w:tc>
@@ -7908,7 +8159,7 @@
           </w:tcPr>
           <w:p>
             <w:r>
-              <w:t>Accept the invitation email, open 'My Reviews'</w:t>
+              <w:t>Sign in (or create account), click the submission link</w:t>
             </w:r>
           </w:p>
         </w:tc>
@@ -7919,7 +8170,7 @@
           </w:tcPr>
           <w:p>
             <w:r>
-              <w:t>Section 11</w:t>
+              <w:t>Section 10</w:t>
             </w:r>
           </w:p>
         </w:tc>
@@ -7931,7 +8182,7 @@
           </w:tcPr>
           <w:p>
             <w:r>
-              <w:t>Attendee / delegate</w:t>
+              <w:t>Reviewer</w:t>
             </w:r>
           </w:p>
         </w:tc>
@@ -7941,7 +8192,7 @@
           </w:tcPr>
           <w:p>
             <w:r>
-              <w:t>Click the registration link from the organizer</w:t>
+              <w:t>Accept the invitation email, open 'My Reviews'</w:t>
             </w:r>
           </w:p>
         </w:tc>
@@ -7951,7 +8202,7 @@
           </w:tcPr>
           <w:p>
             <w:r>
-              <w:t>Section 12</w:t>
+              <w:t>Section 11</w:t>
             </w:r>
           </w:p>
         </w:tc>
@@ -7964,7 +8215,7 @@
           </w:tcPr>
           <w:p>
             <w:r>
-              <w:t>Check-in desk staff</w:t>
+              <w:t>Attendee / delegate</w:t>
             </w:r>
           </w:p>
         </w:tc>
@@ -7975,7 +8226,7 @@
           </w:tcPr>
           <w:p>
             <w:r>
-              <w:t>Open the Check-in screen on event day</w:t>
+              <w:t>Click the registration link from the organizer</w:t>
             </w:r>
           </w:p>
         </w:tc>
@@ -7986,7 +8237,7 @@
           </w:tcPr>
           <w:p>
             <w:r>
-              <w:t>Section 14</w:t>
+              <w:t>Section 12</w:t>
             </w:r>
           </w:p>
         </w:tc>
@@ -7998,6 +8249,39 @@
           </w:tcPr>
           <w:p>
             <w:r>
+              <w:t>Check-in desk staff</w:t>
+            </w:r>
+          </w:p>
+        </w:tc>
+        <w:tc>
+          <w:tcPr>
+            <w:tcW w:type="dxa" w:w="3024"/>
+          </w:tcPr>
+          <w:p>
+            <w:r>
+              <w:t>Open the Check-in screen on event day</w:t>
+            </w:r>
+          </w:p>
+        </w:tc>
+        <w:tc>
+          <w:tcPr>
+            <w:tcW w:type="dxa" w:w="3024"/>
+          </w:tcPr>
+          <w:p>
+            <w:r>
+              <w:t>Section 14</w:t>
+            </w:r>
+          </w:p>
+        </w:tc>
+      </w:tr>
+      <w:tr>
+        <w:tc>
+          <w:tcPr>
+            <w:tcW w:type="dxa" w:w="3024"/>
+            <w:shd w:val="clear" w:color="auto" w:fill="EFF6FF"/>
+          </w:tcPr>
+          <w:p>
+            <w:r>
               <w:t>Anyone expecting a certificate</w:t>
             </w:r>
           </w:p>
@@ -8005,6 +8289,7 @@
         <w:tc>
           <w:tcPr>
             <w:tcW w:type="dxa" w:w="3024"/>
+            <w:shd w:val="clear" w:color="auto" w:fill="EFF6FF"/>
           </w:tcPr>
           <w:p>
             <w:r>
@@ -8015,6 +8300,7 @@
         <w:tc>
           <w:tcPr>
             <w:tcW w:type="dxa" w:w="3024"/>
+            <w:shd w:val="clear" w:color="auto" w:fill="EFF6FF"/>
           </w:tcPr>
           <w:p>
             <w:r>
@@ -8044,7 +8330,7 @@
         </w:rPr>
         <w:t>Thank you for using Operant Event. We hope your conference is a great success.</w:t>
         <w:br/>
-        <w:t>This document was last updated: September 2026.</w:t>
+        <w:t>This document was last updated: October 2026.</w:t>
       </w:r>
     </w:p>
     <w:sectPr>

--- a/docs/user-guide/Operant-Event-User-Guide.docx
+++ b/docs/user-guide/Operant-Event-User-Guide.docx
@@ -628,7 +628,7 @@
         <w:pStyle w:val="OEBody"/>
       </w:pPr>
       <w:r>
-        <w:t>Before any organizing team can exist, the platform itself needs to be set up by a Platform Super Admin. This is a special account held by whoever operates the Operant Event platform for your organization (typically your IT team or service provider). The Super Admin sits above all organizations and has one exclusive job: creating new organizations on the platform and designating each one's first owner.</w:t>
+        <w:t>Before any organizing team can exist, the platform itself needs to be set up by a Platform Super Admin. This is a special account held by whoever operates the Operant Event platform for your organization (typically your IT team or service provider). The Super Admin sits above all organizations and has two exclusive jobs: creating new organizations on the platform (designating each one's first owner), and overseeing every organization that exists — including the ability to suspend one.</w:t>
       </w:r>
     </w:p>
     <w:tbl>
@@ -690,7 +690,7 @@
           </w:tcPr>
           <w:p>
             <w:r>
-              <w:t>The platform operator. Creates new organizations and provisions their first Organization Owner. Does not participate in the day-to-day running of any individual conference. There is only one Super Admin account per platform deployment.</w:t>
+              <w:t>The platform operator. Creates new organizations and provisions their first Organization Owner. Can see every organization on the platform in one list and suspend or reactivate any of them. Does not participate in the day-to-day running of any individual conference. There is only one Super Admin account per platform deployment.</w:t>
             </w:r>
           </w:p>
         </w:tc>
@@ -728,6 +728,111 @@
       </w:tr>
     </w:tbl>
     <w:p/>
+    <w:p>
+      <w:pPr>
+        <w:jc w:val="center"/>
+      </w:pPr>
+      <w:r>
+        <w:drawing>
+          <wp:inline xmlns:a="http://schemas.openxmlformats.org/drawingml/2006/main" xmlns:pic="http://schemas.openxmlformats.org/drawingml/2006/picture">
+            <wp:extent cx="5303520" cy="3840799"/>
+            <wp:docPr id="2" name="Picture 2"/>
+            <wp:cNvGraphicFramePr>
+              <a:graphicFrameLocks noChangeAspect="1"/>
+            </wp:cNvGraphicFramePr>
+            <a:graphic>
+              <a:graphicData uri="http://schemas.openxmlformats.org/drawingml/2006/picture">
+                <pic:pic>
+                  <pic:nvPicPr>
+                    <pic:cNvPr id="0" name="diagram8_platform_governance.png"/>
+                    <pic:cNvPicPr/>
+                  </pic:nvPicPr>
+                  <pic:blipFill>
+                    <a:blip r:embed="rId10"/>
+                    <a:stretch>
+                      <a:fillRect/>
+                    </a:stretch>
+                  </pic:blipFill>
+                  <pic:spPr>
+                    <a:xfrm>
+                      <a:off x="0" y="0"/>
+                      <a:ext cx="5303520" cy="3840799"/>
+                    </a:xfrm>
+                    <a:prstGeom prst="rect"/>
+                  </pic:spPr>
+                </pic:pic>
+              </a:graphicData>
+            </a:graphic>
+          </wp:inline>
+        </w:drawing>
+      </w:r>
+    </w:p>
+    <w:p>
+      <w:pPr>
+        <w:spacing w:before="40" w:after="200"/>
+        <w:jc w:val="center"/>
+      </w:pPr>
+      <w:r>
+        <w:rPr>
+          <w:i/>
+          <w:color w:val="555555"/>
+          <w:sz w:val="18"/>
+        </w:rPr>
+        <w:t>Figure — How the Super Admin creates and governs organizations</w:t>
+      </w:r>
+    </w:p>
+    <w:p>
+      <w:pPr>
+        <w:pStyle w:val="OEH3"/>
+      </w:pPr>
+      <w:r>
+        <w:t>Suspending or Reactivating an Organization</w:t>
+      </w:r>
+    </w:p>
+    <w:p>
+      <w:pPr>
+        <w:pStyle w:val="OEBody"/>
+      </w:pPr>
+      <w:r>
+        <w:t>From the All Organizations screen, the Super Admin can see every organization on the platform at a glance — its name, how many members it has, and whether it's currently Active or Suspended.</w:t>
+      </w:r>
+    </w:p>
+    <w:p>
+      <w:pPr>
+        <w:pStyle w:val="OEBullet"/>
+      </w:pPr>
+      <w:r>
+        <w:rPr>
+          <w:b/>
+        </w:rPr>
+        <w:t xml:space="preserve">Suspend — </w:t>
+      </w:r>
+      <w:r>
+        <w:t>immediately blocks every member of that organization from everything: conferences, abstracts, registrations, payments, reports, settings. Nobody inside that organization can override this, no matter what role they hold. Because the effect is immediate and wide-reaching, the Super Admin must confirm the action before it takes effect.</w:t>
+      </w:r>
+    </w:p>
+    <w:p>
+      <w:pPr>
+        <w:pStyle w:val="OEBullet"/>
+      </w:pPr>
+      <w:r>
+        <w:rPr>
+          <w:b/>
+        </w:rPr>
+        <w:t xml:space="preserve">Activate — </w:t>
+      </w:r>
+      <w:r>
+        <w:t>immediately restores access exactly as it was before the suspension. No data is lost while an organization is suspended; everything simply becomes accessible again.</w:t>
+      </w:r>
+    </w:p>
+    <w:p>
+      <w:pPr>
+        <w:pStyle w:val="OEBody"/>
+      </w:pPr>
+      <w:r>
+        <w:t>This is typically used for billing issues, policy violations, or while an account dispute is being resolved — it is a platform-level safety switch, not something that happens as part of normal day-to-day use.</w:t>
+      </w:r>
+    </w:p>
     <w:p>
       <w:pPr>
         <w:pStyle w:val="OEH3"/>
@@ -1109,7 +1214,7 @@
         <w:drawing>
           <wp:inline xmlns:a="http://schemas.openxmlformats.org/drawingml/2006/main" xmlns:pic="http://schemas.openxmlformats.org/drawingml/2006/picture">
             <wp:extent cx="5303520" cy="1942810"/>
-            <wp:docPr id="2" name="Picture 2"/>
+            <wp:docPr id="3" name="Picture 3"/>
             <wp:cNvGraphicFramePr>
               <a:graphicFrameLocks noChangeAspect="1"/>
             </wp:cNvGraphicFramePr>
@@ -1121,7 +1226,7 @@
                     <pic:cNvPicPr/>
                   </pic:nvPicPr>
                   <pic:blipFill>
-                    <a:blip r:embed="rId10"/>
+                    <a:blip r:embed="rId11"/>
                     <a:stretch>
                       <a:fillRect/>
                     </a:stretch>
@@ -1440,6 +1545,59 @@
     </w:p>
     <w:p>
       <w:pPr>
+        <w:jc w:val="center"/>
+      </w:pPr>
+      <w:r>
+        <w:drawing>
+          <wp:inline xmlns:a="http://schemas.openxmlformats.org/drawingml/2006/main" xmlns:pic="http://schemas.openxmlformats.org/drawingml/2006/picture">
+            <wp:extent cx="5303520" cy="3053445"/>
+            <wp:docPr id="4" name="Picture 4"/>
+            <wp:cNvGraphicFramePr>
+              <a:graphicFrameLocks noChangeAspect="1"/>
+            </wp:cNvGraphicFramePr>
+            <a:graphic>
+              <a:graphicData uri="http://schemas.openxmlformats.org/drawingml/2006/picture">
+                <pic:pic>
+                  <pic:nvPicPr>
+                    <pic:cNvPr id="0" name="diagram9_account_paths.png"/>
+                    <pic:cNvPicPr/>
+                  </pic:nvPicPr>
+                  <pic:blipFill>
+                    <a:blip r:embed="rId12"/>
+                    <a:stretch>
+                      <a:fillRect/>
+                    </a:stretch>
+                  </pic:blipFill>
+                  <pic:spPr>
+                    <a:xfrm>
+                      <a:off x="0" y="0"/>
+                      <a:ext cx="5303520" cy="3053445"/>
+                    </a:xfrm>
+                    <a:prstGeom prst="rect"/>
+                  </pic:spPr>
+                </pic:pic>
+              </a:graphicData>
+            </a:graphic>
+          </wp:inline>
+        </w:drawing>
+      </w:r>
+    </w:p>
+    <w:p>
+      <w:pPr>
+        <w:spacing w:before="40" w:after="200"/>
+        <w:jc w:val="center"/>
+      </w:pPr>
+      <w:r>
+        <w:rPr>
+          <w:i/>
+          <w:color w:val="555555"/>
+          <w:sz w:val="18"/>
+        </w:rPr>
+        <w:t>Figure — Three ways to get an Operant Event account</w:t>
+      </w:r>
+    </w:p>
+    <w:p>
+      <w:pPr>
         <w:pStyle w:val="OEH3"/>
       </w:pPr>
       <w:r>
@@ -1661,6 +1819,59 @@
     </w:p>
     <w:p>
       <w:pPr>
+        <w:jc w:val="center"/>
+      </w:pPr>
+      <w:r>
+        <w:drawing>
+          <wp:inline xmlns:a="http://schemas.openxmlformats.org/drawingml/2006/main" xmlns:pic="http://schemas.openxmlformats.org/drawingml/2006/picture">
+            <wp:extent cx="5303520" cy="2884069"/>
+            <wp:docPr id="5" name="Picture 5"/>
+            <wp:cNvGraphicFramePr>
+              <a:graphicFrameLocks noChangeAspect="1"/>
+            </wp:cNvGraphicFramePr>
+            <a:graphic>
+              <a:graphicData uri="http://schemas.openxmlformats.org/drawingml/2006/picture">
+                <pic:pic>
+                  <pic:nvPicPr>
+                    <pic:cNvPr id="0" name="diagram10_team_invite.png"/>
+                    <pic:cNvPicPr/>
+                  </pic:nvPicPr>
+                  <pic:blipFill>
+                    <a:blip r:embed="rId13"/>
+                    <a:stretch>
+                      <a:fillRect/>
+                    </a:stretch>
+                  </pic:blipFill>
+                  <pic:spPr>
+                    <a:xfrm>
+                      <a:off x="0" y="0"/>
+                      <a:ext cx="5303520" cy="2884069"/>
+                    </a:xfrm>
+                    <a:prstGeom prst="rect"/>
+                  </pic:spPr>
+                </pic:pic>
+              </a:graphicData>
+            </a:graphic>
+          </wp:inline>
+        </w:drawing>
+      </w:r>
+    </w:p>
+    <w:p>
+      <w:pPr>
+        <w:spacing w:before="40" w:after="200"/>
+        <w:jc w:val="center"/>
+      </w:pPr>
+      <w:r>
+        <w:rPr>
+          <w:i/>
+          <w:color w:val="555555"/>
+          <w:sz w:val="18"/>
+        </w:rPr>
+        <w:t>Figure — Inviting a team member and assigning their role</w:t>
+      </w:r>
+    </w:p>
+    <w:p>
+      <w:pPr>
         <w:pStyle w:val="OEH3"/>
       </w:pPr>
       <w:r>
@@ -1762,7 +1973,7 @@
         <w:drawing>
           <wp:inline xmlns:a="http://schemas.openxmlformats.org/drawingml/2006/main" xmlns:pic="http://schemas.openxmlformats.org/drawingml/2006/picture">
             <wp:extent cx="5303520" cy="1703300"/>
-            <wp:docPr id="3" name="Picture 3"/>
+            <wp:docPr id="6" name="Picture 6"/>
             <wp:cNvGraphicFramePr>
               <a:graphicFrameLocks noChangeAspect="1"/>
             </wp:cNvGraphicFramePr>
@@ -1774,7 +1985,7 @@
                     <pic:cNvPicPr/>
                   </pic:nvPicPr>
                   <pic:blipFill>
-                    <a:blip r:embed="rId11"/>
+                    <a:blip r:embed="rId14"/>
                     <a:stretch>
                       <a:fillRect/>
                     </a:stretch>
@@ -2454,7 +2665,7 @@
         <w:drawing>
           <wp:inline xmlns:a="http://schemas.openxmlformats.org/drawingml/2006/main" xmlns:pic="http://schemas.openxmlformats.org/drawingml/2006/picture">
             <wp:extent cx="5303520" cy="3878694"/>
-            <wp:docPr id="4" name="Picture 4"/>
+            <wp:docPr id="7" name="Picture 7"/>
             <wp:cNvGraphicFramePr>
               <a:graphicFrameLocks noChangeAspect="1"/>
             </wp:cNvGraphicFramePr>
@@ -2466,7 +2677,7 @@
                     <pic:cNvPicPr/>
                   </pic:nvPicPr>
                   <pic:blipFill>
-                    <a:blip r:embed="rId12"/>
+                    <a:blip r:embed="rId15"/>
                     <a:stretch>
                       <a:fillRect/>
                     </a:stretch>
@@ -2941,7 +3152,7 @@
         <w:drawing>
           <wp:inline xmlns:a="http://schemas.openxmlformats.org/drawingml/2006/main" xmlns:pic="http://schemas.openxmlformats.org/drawingml/2006/picture">
             <wp:extent cx="5303520" cy="3053445"/>
-            <wp:docPr id="5" name="Picture 5"/>
+            <wp:docPr id="8" name="Picture 8"/>
             <wp:cNvGraphicFramePr>
               <a:graphicFrameLocks noChangeAspect="1"/>
             </wp:cNvGraphicFramePr>
@@ -2953,7 +3164,7 @@
                     <pic:cNvPicPr/>
                   </pic:nvPicPr>
                   <pic:blipFill>
-                    <a:blip r:embed="rId13"/>
+                    <a:blip r:embed="rId16"/>
                     <a:stretch>
                       <a:fillRect/>
                     </a:stretch>
@@ -3468,7 +3679,7 @@
         <w:drawing>
           <wp:inline xmlns:a="http://schemas.openxmlformats.org/drawingml/2006/main" xmlns:pic="http://schemas.openxmlformats.org/drawingml/2006/picture">
             <wp:extent cx="5303520" cy="2902979"/>
-            <wp:docPr id="6" name="Picture 6"/>
+            <wp:docPr id="9" name="Picture 9"/>
             <wp:cNvGraphicFramePr>
               <a:graphicFrameLocks noChangeAspect="1"/>
             </wp:cNvGraphicFramePr>
@@ -3480,7 +3691,7 @@
                     <pic:cNvPicPr/>
                   </pic:nvPicPr>
                   <pic:blipFill>
-                    <a:blip r:embed="rId14"/>
+                    <a:blip r:embed="rId17"/>
                     <a:stretch>
                       <a:fillRect/>
                     </a:stretch>
@@ -3623,7 +3834,7 @@
         <w:drawing>
           <wp:inline xmlns:a="http://schemas.openxmlformats.org/drawingml/2006/main" xmlns:pic="http://schemas.openxmlformats.org/drawingml/2006/picture">
             <wp:extent cx="5303520" cy="2114413"/>
-            <wp:docPr id="7" name="Picture 7"/>
+            <wp:docPr id="10" name="Picture 10"/>
             <wp:cNvGraphicFramePr>
               <a:graphicFrameLocks noChangeAspect="1"/>
             </wp:cNvGraphicFramePr>
@@ -3635,7 +3846,7 @@
                     <pic:cNvPicPr/>
                   </pic:nvPicPr>
                   <pic:blipFill>
-                    <a:blip r:embed="rId15"/>
+                    <a:blip r:embed="rId18"/>
                     <a:stretch>
                       <a:fillRect/>
                     </a:stretch>
@@ -4714,7 +4925,7 @@
                 <w:color w:val="924000"/>
                 <w:sz w:val="19"/>
               </w:rPr>
-              <w:t>💡  Creating a new organization is an exclusive capability of the Platform Super Admin — a platform-level account that sits above all organizations. It is not part of the organization role system and cannot be delegated or granted to an Organization Owner. The table below covers only organization-level roles.</w:t>
+              <w:t>💡  Creating a new organization, viewing every organization on the platform, and suspending or reactivating one are all exclusive capabilities of the Platform Super Admin — a platform-level account that sits above all organizations. None of these are part of the organization role system, and none can be delegated or granted to an Organization Owner, no matter which permissions a custom role carries. The table below covers only organization-level roles.</w:t>
             </w:r>
           </w:p>
         </w:tc>
@@ -4871,6 +5082,115 @@
           </w:tcPr>
           <w:p>
             <w:r>
+              <w:t>View every organization on the platform</w:t>
+            </w:r>
+          </w:p>
+        </w:tc>
+        <w:tc>
+          <w:tcPr>
+            <w:tcW w:type="dxa" w:w="1814"/>
+            <w:shd w:val="clear" w:color="auto" w:fill="EFF6FF"/>
+          </w:tcPr>
+          <w:p>
+            <w:r>
+              <w:t>Super Admin only</w:t>
+            </w:r>
+          </w:p>
+        </w:tc>
+        <w:tc>
+          <w:tcPr>
+            <w:tcW w:type="dxa" w:w="1814"/>
+            <w:shd w:val="clear" w:color="auto" w:fill="EFF6FF"/>
+          </w:tcPr>
+          <w:p>
+            <w:r>
+              <w:t>—</w:t>
+            </w:r>
+          </w:p>
+        </w:tc>
+        <w:tc>
+          <w:tcPr>
+            <w:tcW w:type="dxa" w:w="1814"/>
+            <w:shd w:val="clear" w:color="auto" w:fill="EFF6FF"/>
+          </w:tcPr>
+          <w:p>
+            <w:r>
+              <w:t>—</w:t>
+            </w:r>
+          </w:p>
+        </w:tc>
+        <w:tc>
+          <w:tcPr>
+            <w:tcW w:type="dxa" w:w="1814"/>
+            <w:shd w:val="clear" w:color="auto" w:fill="EFF6FF"/>
+          </w:tcPr>
+          <w:p>
+            <w:r>
+              <w:t>—</w:t>
+            </w:r>
+          </w:p>
+        </w:tc>
+      </w:tr>
+      <w:tr>
+        <w:tc>
+          <w:tcPr>
+            <w:tcW w:type="dxa" w:w="1814"/>
+          </w:tcPr>
+          <w:p>
+            <w:r>
+              <w:t>Suspend or reactivate an organization</w:t>
+            </w:r>
+          </w:p>
+        </w:tc>
+        <w:tc>
+          <w:tcPr>
+            <w:tcW w:type="dxa" w:w="1814"/>
+          </w:tcPr>
+          <w:p>
+            <w:r>
+              <w:t>Super Admin only</w:t>
+            </w:r>
+          </w:p>
+        </w:tc>
+        <w:tc>
+          <w:tcPr>
+            <w:tcW w:type="dxa" w:w="1814"/>
+          </w:tcPr>
+          <w:p>
+            <w:r>
+              <w:t>—</w:t>
+            </w:r>
+          </w:p>
+        </w:tc>
+        <w:tc>
+          <w:tcPr>
+            <w:tcW w:type="dxa" w:w="1814"/>
+          </w:tcPr>
+          <w:p>
+            <w:r>
+              <w:t>—</w:t>
+            </w:r>
+          </w:p>
+        </w:tc>
+        <w:tc>
+          <w:tcPr>
+            <w:tcW w:type="dxa" w:w="1814"/>
+          </w:tcPr>
+          <w:p>
+            <w:r>
+              <w:t>—</w:t>
+            </w:r>
+          </w:p>
+        </w:tc>
+      </w:tr>
+      <w:tr>
+        <w:tc>
+          <w:tcPr>
+            <w:tcW w:type="dxa" w:w="1814"/>
+            <w:shd w:val="clear" w:color="auto" w:fill="EFF6FF"/>
+          </w:tcPr>
+          <w:p>
+            <w:r>
               <w:t>Edit organization settings</w:t>
             </w:r>
           </w:p>
@@ -6674,6 +6994,28 @@
       </w:pPr>
       <w:r>
         <w:t>It means the Platform Super Admin has created a new organization and designated you as its first owner, or an existing Organization Owner has invited you to join their team. Click the link (valid for 7 days), set your password, and you'll be taken directly into the back-office. If the link has expired, ask the person who invited you to send a new one.</w:t>
+      </w:r>
+    </w:p>
+    <w:p>
+      <w:pPr>
+        <w:spacing w:before="160" w:after="20"/>
+      </w:pPr>
+      <w:r>
+        <w:rPr>
+          <w:b/>
+          <w:color w:val="1D4ED8"/>
+        </w:rPr>
+        <w:t>Q: I can suddenly no longer access my organization — everything is blocked. What happened?</w:t>
+      </w:r>
+    </w:p>
+    <w:p>
+      <w:pPr>
+        <w:pStyle w:val="OEBody"/>
+        <w:spacing w:before="0"/>
+        <w:ind w:left="432"/>
+      </w:pPr>
+      <w:r>
+        <w:t>This almost always means your organization has been suspended by the Platform Super Admin — usually for a billing or policy reason unrelated to anything you personally did. It affects every member equally, including the Organization Owner, and no one inside the organization can lift it themselves. Contact your platform administrator; once reactivated, your access returns exactly as it was, with no data lost.</w:t>
       </w:r>
     </w:p>
     <w:p>
@@ -8058,7 +8400,7 @@
           </w:tcPr>
           <w:p>
             <w:r>
-              <w:t>Log in with your Super Admin account; create a new organization</w:t>
+              <w:t>Log in with your Super Admin account; create, view, or suspend organizations</w:t>
             </w:r>
           </w:p>
         </w:tc>
@@ -8068,7 +8410,7 @@
           </w:tcPr>
           <w:p>
             <w:r>
-              <w:t>Sections 2, 5</w:t>
+              <w:t>Section 2</w:t>
             </w:r>
           </w:p>
         </w:tc>
